--- a/Stoobid Shaastrians Report.docx
+++ b/Stoobid Shaastrians Report.docx
@@ -1,6 +1,6 @@
 
 <file path=word/document.xml><?xml version="1.0" encoding="utf-8"?>
-<w:document xmlns:wpc="http://schemas.microsoft.com/office/word/2010/wordprocessingCanvas" xmlns:cx="http://schemas.microsoft.com/office/drawing/2014/chartex" xmlns:cx1="http://schemas.microsoft.com/office/drawing/2015/9/8/chartex" xmlns:cx2="http://schemas.microsoft.com/office/drawing/2015/10/21/chartex" xmlns:cx3="http://schemas.microsoft.com/office/drawing/2016/5/9/chartex" xmlns:cx4="http://schemas.microsoft.com/office/drawing/2016/5/10/chartex" xmlns:cx5="http://schemas.microsoft.com/office/drawing/2016/5/11/chartex" xmlns:cx6="http://schemas.microsoft.com/office/drawing/2016/5/12/chartex" xmlns:cx7="http://schemas.microsoft.com/office/drawing/2016/5/13/chartex" xmlns:cx8="http://schemas.microsoft.com/office/drawing/2016/5/14/chartex" xmlns:mc="http://schemas.openxmlformats.org/markup-compatibility/2006" xmlns:aink="http://schemas.microsoft.com/office/drawing/2016/ink" xmlns:am3d="http://schemas.microsoft.com/office/drawing/2017/model3d" xmlns:o="urn:schemas-microsoft-com:office:office" xmlns:oel="http://schemas.microsoft.com/office/2019/extlst" xmlns:r="http://schemas.openxmlformats.org/officeDocument/2006/relationships" xmlns:m="http://schemas.openxmlformats.org/officeDocument/2006/math" xmlns:v="urn:schemas-microsoft-com:vml" xmlns:wp14="http://schemas.microsoft.com/office/word/2010/wordprocessingDrawing" xmlns:wp="http://schemas.openxmlformats.org/drawingml/2006/wordprocessingDrawing" xmlns:w10="urn:schemas-microsoft-com:office:word" xmlns:w="http://schemas.openxmlformats.org/wordprocessingml/2006/main" xmlns:w14="http://schemas.microsoft.com/office/word/2010/wordml" xmlns:w15="http://schemas.microsoft.com/office/word/2012/wordml" xmlns:w16cex="http://schemas.microsoft.com/office/word/2018/wordml/cex" xmlns:w16cid="http://schemas.microsoft.com/office/word/2016/wordml/cid" xmlns:w16="http://schemas.microsoft.com/office/word/2018/wordml" xmlns:w16du="http://schemas.microsoft.com/office/word/2023/wordml/word16du" xmlns:w16sdtdh="http://schemas.microsoft.com/office/word/2020/wordml/sdtdatahash" xmlns:w16sdtfl="http://schemas.microsoft.com/office/word/2024/wordml/sdtformatlock" xmlns:w16se="http://schemas.microsoft.com/office/word/2015/wordml/symex" xmlns:wpg="http://schemas.microsoft.com/office/word/2010/wordprocessingGroup" xmlns:wpi="http://schemas.microsoft.com/office/word/2010/wordprocessingInk" xmlns:wne="http://schemas.microsoft.com/office/word/2006/wordml" xmlns:wps="http://schemas.microsoft.com/office/word/2010/wordprocessingShape" mc:Ignorable="w14 w15 w16se w16cid w16 w16cex w16sdtdh w16sdtfl w16du wp14">
+<w:document xmlns:wpc="http://schemas.microsoft.com/office/word/2010/wordprocessingCanvas" xmlns:cx="http://schemas.microsoft.com/office/drawing/2014/chartex" xmlns:cx1="http://schemas.microsoft.com/office/drawing/2015/9/8/chartex" xmlns:cx2="http://schemas.microsoft.com/office/drawing/2015/10/21/chartex" xmlns:cx3="http://schemas.microsoft.com/office/drawing/2016/5/9/chartex" xmlns:cx4="http://schemas.microsoft.com/office/drawing/2016/5/10/chartex" xmlns:cx5="http://schemas.microsoft.com/office/drawing/2016/5/11/chartex" xmlns:cx6="http://schemas.microsoft.com/office/drawing/2016/5/12/chartex" xmlns:cx7="http://schemas.microsoft.com/office/drawing/2016/5/13/chartex" xmlns:cx8="http://schemas.microsoft.com/office/drawing/2016/5/14/chartex" xmlns:mc="http://schemas.openxmlformats.org/markup-compatibility/2006" xmlns:aink="http://schemas.microsoft.com/office/drawing/2016/ink" xmlns:am3d="http://schemas.microsoft.com/office/drawing/2017/model3d" xmlns:o="urn:schemas-microsoft-com:office:office" xmlns:oel="http://schemas.microsoft.com/office/2019/extlst" xmlns:r="http://schemas.openxmlformats.org/officeDocument/2006/relationships" xmlns:m="http://schemas.openxmlformats.org/officeDocument/2006/math" xmlns:v="urn:schemas-microsoft-com:vml" xmlns:wp14="http://schemas.microsoft.com/office/word/2010/wordprocessingDrawing" xmlns:wp="http://schemas.openxmlformats.org/drawingml/2006/wordprocessingDrawing" xmlns:w10="urn:schemas-microsoft-com:office:word" xmlns:w="http://schemas.openxmlformats.org/wordprocessingml/2006/main" xmlns:w14="http://schemas.microsoft.com/office/word/2010/wordml" xmlns:w15="http://schemas.microsoft.com/office/word/2012/wordml" xmlns:w16cei="http://schemas.microsoft.com/office/word/2026/wordml/cei" xmlns:w16cex="http://schemas.microsoft.com/office/word/2018/wordml/cex" xmlns:w16cid="http://schemas.microsoft.com/office/word/2016/wordml/cid" xmlns:w16="http://schemas.microsoft.com/office/word/2018/wordml" xmlns:w16du="http://schemas.microsoft.com/office/word/2023/wordml/word16du" xmlns:w16sdtdh="http://schemas.microsoft.com/office/word/2020/wordml/sdtdatahash" xmlns:w16sdtfl="http://schemas.microsoft.com/office/word/2024/wordml/sdtformatlock" xmlns:w16se="http://schemas.microsoft.com/office/word/2015/wordml/symex" xmlns:wpg="http://schemas.microsoft.com/office/word/2010/wordprocessingGroup" xmlns:wpi="http://schemas.microsoft.com/office/word/2010/wordprocessingInk" xmlns:wne="http://schemas.microsoft.com/office/word/2006/wordml" xmlns:wps="http://schemas.microsoft.com/office/word/2010/wordprocessingShape" mc:Ignorable="w14 w15 w16se w16cid w16 w16cex w16sdtdh w16sdtfl w16du wp14">
   <w:body>
     <w:sdt>
       <w:sdtPr>
@@ -1625,7 +1625,6 @@
         </w:rPr>
         <w:t xml:space="preserve">Limited </w:t>
       </w:r>
-      <w:proofErr w:type="spellStart"/>
       <w:r>
         <w:rPr>
           <w:rFonts w:ascii="Arial" w:hAnsi="Arial" w:cs="Arial"/>
@@ -1633,7 +1632,6 @@
         </w:rPr>
         <w:t>personalisation</w:t>
       </w:r>
-      <w:proofErr w:type="spellEnd"/>
       <w:r>
         <w:rPr>
           <w:rFonts w:ascii="Arial" w:hAnsi="Arial" w:cs="Arial"/>
@@ -2217,23 +2215,7 @@
           <w:rFonts w:ascii="Arial" w:hAnsi="Arial" w:cs="Arial"/>
           <w:lang w:val="en-US"/>
         </w:rPr>
-        <w:t xml:space="preserve">α × </w:t>
-      </w:r>
-      <w:proofErr w:type="spellStart"/>
-      <w:r>
-        <w:rPr>
-          <w:rFonts w:ascii="Arial" w:hAnsi="Arial" w:cs="Arial"/>
-          <w:lang w:val="en-US"/>
-        </w:rPr>
-        <w:t>rating_weight</w:t>
-      </w:r>
-      <w:proofErr w:type="spellEnd"/>
-      <w:r>
-        <w:rPr>
-          <w:rFonts w:ascii="Arial" w:hAnsi="Arial" w:cs="Arial"/>
-          <w:lang w:val="en-US"/>
-        </w:rPr>
-        <w:t xml:space="preserve"> × new movie embedding</w:t>
+        <w:t>α × rating_weight × new movie embedding</w:t>
       </w:r>
     </w:p>
     <w:p>
@@ -3082,7 +3064,55 @@
         <w:rPr>
           <w:rFonts w:ascii="Arial" w:hAnsi="Arial" w:cs="Arial"/>
         </w:rPr>
-        <w:t xml:space="preserve"> Hit Rate = 0.5500, Precision = 0.0829, Recall = 0.0248, NDCG = 0.0904. </w:t>
+        <w:t xml:space="preserve"> Hit Rate = </w:t>
+      </w:r>
+      <w:r>
+        <w:rPr>
+          <w:rFonts w:ascii="Arial" w:hAnsi="Arial" w:cs="Arial"/>
+        </w:rPr>
+        <w:t>0.8534</w:t>
+      </w:r>
+      <w:r>
+        <w:rPr>
+          <w:rFonts w:ascii="Arial" w:hAnsi="Arial" w:cs="Arial"/>
+        </w:rPr>
+        <w:t xml:space="preserve">, Precision = </w:t>
+      </w:r>
+      <w:r>
+        <w:rPr>
+          <w:rFonts w:ascii="Arial" w:hAnsi="Arial" w:cs="Arial"/>
+        </w:rPr>
+        <w:t>0.2433</w:t>
+      </w:r>
+      <w:r>
+        <w:rPr>
+          <w:rFonts w:ascii="Arial" w:hAnsi="Arial" w:cs="Arial"/>
+        </w:rPr>
+        <w:t xml:space="preserve">, Recall = </w:t>
+      </w:r>
+      <w:r>
+        <w:rPr>
+          <w:rFonts w:ascii="Arial" w:hAnsi="Arial" w:cs="Arial"/>
+        </w:rPr>
+        <w:t>0.0148</w:t>
+      </w:r>
+      <w:r>
+        <w:rPr>
+          <w:rFonts w:ascii="Arial" w:hAnsi="Arial" w:cs="Arial"/>
+        </w:rPr>
+        <w:t xml:space="preserve">, NDCG = </w:t>
+      </w:r>
+      <w:r>
+        <w:rPr>
+          <w:rFonts w:ascii="Arial" w:hAnsi="Arial" w:cs="Arial"/>
+        </w:rPr>
+        <w:t>0.2618</w:t>
+      </w:r>
+      <w:r>
+        <w:rPr>
+          <w:rFonts w:ascii="Arial" w:hAnsi="Arial" w:cs="Arial"/>
+        </w:rPr>
+        <w:t xml:space="preserve">. </w:t>
       </w:r>
     </w:p>
     <w:p>
@@ -3334,85 +3364,37 @@
           <w:rFonts w:ascii="Arial" w:hAnsi="Arial" w:cs="Arial"/>
           <w:lang w:val="en-US"/>
         </w:rPr>
-        <w:t xml:space="preserve">The </w:t>
-      </w:r>
-      <w:proofErr w:type="spellStart"/>
-      <w:r>
-        <w:rPr>
-          <w:rFonts w:ascii="Arial" w:hAnsi="Arial" w:cs="Arial"/>
-          <w:lang w:val="en-US"/>
-        </w:rPr>
-        <w:t>Streamlit</w:t>
-      </w:r>
-      <w:proofErr w:type="spellEnd"/>
-      <w:r>
-        <w:rPr>
-          <w:rFonts w:ascii="Arial" w:hAnsi="Arial" w:cs="Arial"/>
-          <w:lang w:val="en-US"/>
-        </w:rPr>
-        <w:t xml:space="preserve"> web application ("STOOBID SHAASTRIANS") acts as the interactive front-end for the recommendation engine, offering a Netflix-style dark responsive UI tailored for real-time personalization. Featuring custom CSS and an animated movie-like intro, the interface shows titles by using posters loaded from the TMDB CDN. </w:t>
-      </w:r>
-    </w:p>
-    <w:p>
-      <w:pPr>
-        <w:rPr>
-          <w:rFonts w:ascii="Arial" w:hAnsi="Arial" w:cs="Arial"/>
-          <w:lang w:val="en-US"/>
-        </w:rPr>
-      </w:pPr>
-      <w:r>
-        <w:rPr>
-          <w:rFonts w:ascii="Arial" w:hAnsi="Arial" w:cs="Arial"/>
-          <w:lang w:val="en-US"/>
-        </w:rPr>
-        <w:t>The interface is capable of performing domain switching in real-time between Movies and Anime modes, reloading all necessary embeddings, mappings of the titles, and interaction files to ensure there is no preference contamination across domains. The interface allows users to search the catalog or view recommendations that appear in the form of a grid containing interactive flip cards; when a user clicks "Rate," a 1-to-</w:t>
-      </w:r>
-      <w:proofErr w:type="gramStart"/>
-      <w:r>
-        <w:rPr>
-          <w:rFonts w:ascii="Arial" w:hAnsi="Arial" w:cs="Arial"/>
-          <w:lang w:val="en-US"/>
-        </w:rPr>
-        <w:t>5 star</w:t>
-      </w:r>
-      <w:proofErr w:type="gramEnd"/>
-      <w:r>
-        <w:rPr>
-          <w:rFonts w:ascii="Arial" w:hAnsi="Arial" w:cs="Arial"/>
-          <w:lang w:val="en-US"/>
-        </w:rPr>
-        <w:t xml:space="preserve"> rating interface along with a skip option appears. </w:t>
-      </w:r>
-    </w:p>
-    <w:p>
-      <w:pPr>
-        <w:rPr>
-          <w:rFonts w:ascii="Arial" w:hAnsi="Arial" w:cs="Arial"/>
-          <w:lang w:val="en-US"/>
-        </w:rPr>
-      </w:pPr>
-      <w:r>
-        <w:rPr>
-          <w:rFonts w:ascii="Arial" w:hAnsi="Arial" w:cs="Arial"/>
-          <w:lang w:val="en-US"/>
-        </w:rPr>
-        <w:t>Once feedback is submitted, vector updates are performed immediately with respect to the feedback, taking into account the weight of the ratings (1 star = -1.5 to 5 stars = +1.5) with an exponential taste decay rate (β = 0.30) to move the user vector towards likes and away from disliked titles without retraining the model. In order to maintain consistency throughout multiple sessions, the application provides persistence per mode (</w:t>
-      </w:r>
-      <w:proofErr w:type="spellStart"/>
-      <w:r>
-        <w:rPr>
-          <w:rFonts w:ascii="Arial" w:hAnsi="Arial" w:cs="Arial"/>
-          <w:lang w:val="en-US"/>
-        </w:rPr>
-        <w:t>user_taste_movie.npy</w:t>
-      </w:r>
-      <w:proofErr w:type="spellEnd"/>
-      <w:r>
-        <w:rPr>
-          <w:rFonts w:ascii="Arial" w:hAnsi="Arial" w:cs="Arial"/>
-          <w:lang w:val="en-US"/>
-        </w:rPr>
-        <w:t>, watch_history_movie.txt, and their Anime counterparts).</w:t>
+        <w:t xml:space="preserve">The Streamlit web application ("STOOBID SHAASTRIANS") acts as the interactive front-end for the recommendation engine, offering a Netflix-style dark responsive UI tailored for real-time personalization. Featuring custom CSS and an animated movie-like intro, the interface shows titles by using posters loaded from the TMDB CDN. </w:t>
+      </w:r>
+    </w:p>
+    <w:p>
+      <w:pPr>
+        <w:rPr>
+          <w:rFonts w:ascii="Arial" w:hAnsi="Arial" w:cs="Arial"/>
+          <w:lang w:val="en-US"/>
+        </w:rPr>
+      </w:pPr>
+      <w:r>
+        <w:rPr>
+          <w:rFonts w:ascii="Arial" w:hAnsi="Arial" w:cs="Arial"/>
+          <w:lang w:val="en-US"/>
+        </w:rPr>
+        <w:t xml:space="preserve">The interface is capable of performing domain switching in real-time between Movies and Anime modes, reloading all necessary embeddings, mappings of the titles, and interaction files to ensure there is no preference contamination across domains. The interface allows users to search the catalog or view recommendations that appear in the form of a grid containing interactive flip cards; when a user clicks "Rate," a 1-to-5 star rating interface along with a skip option appears. </w:t>
+      </w:r>
+    </w:p>
+    <w:p>
+      <w:pPr>
+        <w:rPr>
+          <w:rFonts w:ascii="Arial" w:hAnsi="Arial" w:cs="Arial"/>
+          <w:lang w:val="en-US"/>
+        </w:rPr>
+      </w:pPr>
+      <w:r>
+        <w:rPr>
+          <w:rFonts w:ascii="Arial" w:hAnsi="Arial" w:cs="Arial"/>
+          <w:lang w:val="en-US"/>
+        </w:rPr>
+        <w:t>Once feedback is submitted, vector updates are performed immediately with respect to the feedback, taking into account the weight of the ratings (1 star = -1.5 to 5 stars = +1.5) with an exponential taste decay rate (β = 0.30) to move the user vector towards likes and away from disliked titles without retraining the model. In order to maintain consistency throughout multiple sessions, the application provides persistence per mode (user_taste_movie.npy, watch_history_movie.txt, and their Anime counterparts).</w:t>
       </w:r>
     </w:p>
     <w:p>
@@ -3546,55 +3528,7 @@
           <w:rFonts w:ascii="Arial" w:hAnsi="Arial" w:cs="Arial"/>
           <w:lang w:val="en-US"/>
         </w:rPr>
-        <w:t xml:space="preserve">Model approach: a binary classifier (liked = rating &gt; 4) is trained with movie ratings data, where the year feature uses a dense tensor, and the sparse categorical columns such as </w:t>
-      </w:r>
-      <w:proofErr w:type="spellStart"/>
-      <w:r>
-        <w:rPr>
-          <w:rFonts w:ascii="Arial" w:hAnsi="Arial" w:cs="Arial"/>
-          <w:lang w:val="en-US"/>
-        </w:rPr>
-        <w:t>userId</w:t>
-      </w:r>
-      <w:proofErr w:type="spellEnd"/>
-      <w:r>
-        <w:rPr>
-          <w:rFonts w:ascii="Arial" w:hAnsi="Arial" w:cs="Arial"/>
-          <w:lang w:val="en-US"/>
-        </w:rPr>
-        <w:t xml:space="preserve">, </w:t>
-      </w:r>
-      <w:proofErr w:type="spellStart"/>
-      <w:r>
-        <w:rPr>
-          <w:rFonts w:ascii="Arial" w:hAnsi="Arial" w:cs="Arial"/>
-          <w:lang w:val="en-US"/>
-        </w:rPr>
-        <w:t>movieId</w:t>
-      </w:r>
-      <w:proofErr w:type="spellEnd"/>
-      <w:r>
-        <w:rPr>
-          <w:rFonts w:ascii="Arial" w:hAnsi="Arial" w:cs="Arial"/>
-          <w:lang w:val="en-US"/>
-        </w:rPr>
-        <w:t xml:space="preserve">, genre, etc. are represented by </w:t>
-      </w:r>
-      <w:proofErr w:type="spellStart"/>
-      <w:r>
-        <w:rPr>
-          <w:rFonts w:ascii="Arial" w:hAnsi="Arial" w:cs="Arial"/>
-          <w:lang w:val="en-US"/>
-        </w:rPr>
-        <w:t>KeyedJaggedTensor</w:t>
-      </w:r>
-      <w:proofErr w:type="spellEnd"/>
-      <w:r>
-        <w:rPr>
-          <w:rFonts w:ascii="Arial" w:hAnsi="Arial" w:cs="Arial"/>
-          <w:lang w:val="en-US"/>
-        </w:rPr>
-        <w:t xml:space="preserve"> so that embeddings can be looked up without padding.</w:t>
+        <w:t>Model approach: a binary classifier (liked = rating &gt; 4) is trained with movie ratings data, where the year feature uses a dense tensor, and the sparse categorical columns such as userId, movieId, genre, etc. are represented by KeyedJaggedTensor so that embeddings can be looked up without padding.</w:t>
       </w:r>
     </w:p>
     <w:p>
@@ -3711,43 +3645,7 @@
           <w:rFonts w:ascii="Arial" w:hAnsi="Arial" w:cs="Arial"/>
           <w:lang w:val="en-US"/>
         </w:rPr>
-        <w:t>=−0.75) as part of the feedback mechanism for moving the user vector away from disliked items. Within the 455-dimensional embedding space, performing vector subtraction at times moves the user vector to an unintended part of the embedding space. Further, the heuristic dislike filter with a threshold value of 0.45 may unintentionally filter out titles that have genre similarities to rejected titles. Lastly, there is no way of integrating context (time, device, season, etc.) in the vector updating process. The vector updating process does not take any such cues from outside and uses exponential decay (α=0.20 / β=0.30) to overwrite older history. Finally, running only separate FAISS indices (</w:t>
-      </w:r>
-      <w:proofErr w:type="spellStart"/>
-      <w:proofErr w:type="gramStart"/>
-      <w:r>
-        <w:rPr>
-          <w:rFonts w:ascii="Arial" w:hAnsi="Arial" w:cs="Arial"/>
-          <w:lang w:val="en-US"/>
-        </w:rPr>
-        <w:t>movie.index</w:t>
-      </w:r>
-      <w:proofErr w:type="spellEnd"/>
-      <w:proofErr w:type="gramEnd"/>
-      <w:r>
-        <w:rPr>
-          <w:rFonts w:ascii="Arial" w:hAnsi="Arial" w:cs="Arial"/>
-          <w:lang w:val="en-US"/>
-        </w:rPr>
-        <w:t xml:space="preserve"> and </w:t>
-      </w:r>
-      <w:proofErr w:type="spellStart"/>
-      <w:proofErr w:type="gramStart"/>
-      <w:r>
-        <w:rPr>
-          <w:rFonts w:ascii="Arial" w:hAnsi="Arial" w:cs="Arial"/>
-          <w:lang w:val="en-US"/>
-        </w:rPr>
-        <w:t>anime.index</w:t>
-      </w:r>
-      <w:proofErr w:type="spellEnd"/>
-      <w:proofErr w:type="gramEnd"/>
-      <w:r>
-        <w:rPr>
-          <w:rFonts w:ascii="Arial" w:hAnsi="Arial" w:cs="Arial"/>
-          <w:lang w:val="en-US"/>
-        </w:rPr>
-        <w:t>) leaves the domains isolated with no way of utilizing transfer learning across domains, i.e., a user’s movie taste could automatically influence their anime recommendations without needing a switch in mode.</w:t>
+        <w:t>=−0.75) as part of the feedback mechanism for moving the user vector away from disliked items. Within the 455-dimensional embedding space, performing vector subtraction at times moves the user vector to an unintended part of the embedding space. Further, the heuristic dislike filter with a threshold value of 0.45 may unintentionally filter out titles that have genre similarities to rejected titles. Lastly, there is no way of integrating context (time, device, season, etc.) in the vector updating process. The vector updating process does not take any such cues from outside and uses exponential decay (α=0.20 / β=0.30) to overwrite older history. Finally, running only separate FAISS indices (movie.index and anime.index) leaves the domains isolated with no way of utilizing transfer learning across domains, i.e., a user’s movie taste could automatically influence their anime recommendations without needing a switch in mode.</w:t>
       </w:r>
     </w:p>
     <w:p>
@@ -3801,17 +3699,8 @@
           <w:rFonts w:ascii="Arial" w:hAnsi="Arial" w:cs="Arial"/>
           <w:lang w:val="en-US"/>
         </w:rPr>
-        <w:t xml:space="preserve">This work successfully illustrates the implementation of design, development, and analysis of an end-to-end multi-modal hybrid recommendation system that is capable of providing real-time and personalized recommendation in the isolated Movie and Anime domains. By employing dense Sentence-BERT plot embeddings, ALS-based collaborative filtering latent factors, and numeric metadata in a single 455-dimensional master vector space, the system is able to connect semantics of the plot with user interactions without falling into the limitations of traditional user cold-start problems. The use of normalized vectors and </w:t>
-      </w:r>
-      <w:proofErr w:type="spellStart"/>
-      <w:r>
-        <w:rPr>
-          <w:rFonts w:ascii="Arial" w:hAnsi="Arial" w:cs="Arial"/>
-          <w:lang w:val="en-US"/>
-        </w:rPr>
-        <w:t>faiss</w:t>
-      </w:r>
-      <w:proofErr w:type="spellEnd"/>
+        <w:t>This work successfully illustrates the implementation of design, development, and analysis of an end-to-end multi-modal hybrid recommendation system that is capable of providing real-time and personalized recommendation in the isolated Movie and Anime domains. By employing dense Sentence-BERT plot embeddings, ALS-based collaborative filtering latent factors, and numeric metadata in a single 455-dimensional master vector space, the system is able to connect semantics of the plot with user interactions without falling into the limitations of traditional user cold-start problems. The use of normalized vectors and faiss</w:t>
+      </w:r>
       <w:r>
         <w:rPr>
           <w:rFonts w:ascii="Arial" w:hAnsi="Arial" w:cs="Arial"/>
@@ -3819,55 +3708,12 @@
         </w:rPr>
         <w:t xml:space="preserve">. </w:t>
       </w:r>
-      <w:proofErr w:type="spellStart"/>
-      <w:proofErr w:type="gramStart"/>
-      <w:r>
-        <w:rPr>
-          <w:rFonts w:ascii="Arial" w:hAnsi="Arial" w:cs="Arial"/>
-          <w:lang w:val="en-US"/>
-        </w:rPr>
-        <w:t>IndexFlatIP</w:t>
-      </w:r>
-      <w:proofErr w:type="spellEnd"/>
-      <w:proofErr w:type="gramEnd"/>
-      <w:r>
-        <w:rPr>
-          <w:rFonts w:ascii="Arial" w:hAnsi="Arial" w:cs="Arial"/>
-          <w:lang w:val="en-US"/>
-        </w:rPr>
-        <w:t xml:space="preserve"> vector indexing allows for performing exact Cosine Similarity searches in under 5 </w:t>
-      </w:r>
-      <w:proofErr w:type="spellStart"/>
-      <w:r>
-        <w:rPr>
-          <w:rFonts w:ascii="Arial" w:hAnsi="Arial" w:cs="Arial"/>
-          <w:lang w:val="en-US"/>
-        </w:rPr>
-        <w:t>ms</w:t>
-      </w:r>
-      <w:proofErr w:type="spellEnd"/>
-      <w:r>
-        <w:rPr>
-          <w:rFonts w:ascii="Arial" w:hAnsi="Arial" w:cs="Arial"/>
-          <w:lang w:val="en-US"/>
-        </w:rPr>
-        <w:t xml:space="preserve">, while dynamic vector operations with rating weightings provide instant online personalization through model-free vector addition without the need for costly retraining of models. Benchmarking results indicate the outstanding performance, where Hit Rate@10 = 0.5500 for movies and Hit Rate@10 = 0.7979 for anime. Lastly, the built </w:t>
-      </w:r>
-      <w:proofErr w:type="spellStart"/>
-      <w:r>
-        <w:rPr>
-          <w:rFonts w:ascii="Arial" w:hAnsi="Arial" w:cs="Arial"/>
-          <w:lang w:val="en-US"/>
-        </w:rPr>
-        <w:t>Streamlit</w:t>
-      </w:r>
-      <w:proofErr w:type="spellEnd"/>
-      <w:r>
-        <w:rPr>
-          <w:rFonts w:ascii="Arial" w:hAnsi="Arial" w:cs="Arial"/>
-          <w:lang w:val="en-US"/>
-        </w:rPr>
-        <w:t xml:space="preserve"> web application "STOOBID SHAASTRIANS" is capable of dual-domain switching, TMDB poster rendering, flip card rating interface and per-mode local disk persistence of the state.</w:t>
+      <w:r>
+        <w:rPr>
+          <w:rFonts w:ascii="Arial" w:hAnsi="Arial" w:cs="Arial"/>
+          <w:lang w:val="en-US"/>
+        </w:rPr>
+        <w:t>IndexFlatIP vector indexing allows for performing exact Cosine Similarity searches in under 5 ms, while dynamic vector operations with rating weightings provide instant online personalization through model-free vector addition without the need for costly retraining of models. Benchmarking results indicate the outstanding performance, where Hit Rate@10 = 0.5500 for movies and Hit Rate@10 = 0.7979 for anime. Lastly, the built Streamlit web application "STOOBID SHAASTRIANS" is capable of dual-domain switching, TMDB poster rendering, flip card rating interface and per-mode local disk persistence of the state.</w:t>
       </w:r>
     </w:p>
     <w:sectPr>
@@ -3883,7 +3729,7 @@
 </file>
 
 <file path=word/numbering.xml><?xml version="1.0" encoding="utf-8"?>
-<w:numbering xmlns:wpc="http://schemas.microsoft.com/office/word/2010/wordprocessingCanvas" xmlns:cx="http://schemas.microsoft.com/office/drawing/2014/chartex" xmlns:cx1="http://schemas.microsoft.com/office/drawing/2015/9/8/chartex" xmlns:cx2="http://schemas.microsoft.com/office/drawing/2015/10/21/chartex" xmlns:cx3="http://schemas.microsoft.com/office/drawing/2016/5/9/chartex" xmlns:cx4="http://schemas.microsoft.com/office/drawing/2016/5/10/chartex" xmlns:cx5="http://schemas.microsoft.com/office/drawing/2016/5/11/chartex" xmlns:cx6="http://schemas.microsoft.com/office/drawing/2016/5/12/chartex" xmlns:cx7="http://schemas.microsoft.com/office/drawing/2016/5/13/chartex" xmlns:cx8="http://schemas.microsoft.com/office/drawing/2016/5/14/chartex" xmlns:mc="http://schemas.openxmlformats.org/markup-compatibility/2006" xmlns:aink="http://schemas.microsoft.com/office/drawing/2016/ink" xmlns:am3d="http://schemas.microsoft.com/office/drawing/2017/model3d" xmlns:o="urn:schemas-microsoft-com:office:office" xmlns:oel="http://schemas.microsoft.com/office/2019/extlst" xmlns:r="http://schemas.openxmlformats.org/officeDocument/2006/relationships" xmlns:m="http://schemas.openxmlformats.org/officeDocument/2006/math" xmlns:v="urn:schemas-microsoft-com:vml" xmlns:wp14="http://schemas.microsoft.com/office/word/2010/wordprocessingDrawing" xmlns:wp="http://schemas.openxmlformats.org/drawingml/2006/wordprocessingDrawing" xmlns:w10="urn:schemas-microsoft-com:office:word" xmlns:w="http://schemas.openxmlformats.org/wordprocessingml/2006/main" xmlns:w14="http://schemas.microsoft.com/office/word/2010/wordml" xmlns:w15="http://schemas.microsoft.com/office/word/2012/wordml" xmlns:w16cex="http://schemas.microsoft.com/office/word/2018/wordml/cex" xmlns:w16cid="http://schemas.microsoft.com/office/word/2016/wordml/cid" xmlns:w16="http://schemas.microsoft.com/office/word/2018/wordml" xmlns:w16du="http://schemas.microsoft.com/office/word/2023/wordml/word16du" xmlns:w16sdtdh="http://schemas.microsoft.com/office/word/2020/wordml/sdtdatahash" xmlns:w16sdtfl="http://schemas.microsoft.com/office/word/2024/wordml/sdtformatlock" xmlns:w16se="http://schemas.microsoft.com/office/word/2015/wordml/symex" xmlns:wpg="http://schemas.microsoft.com/office/word/2010/wordprocessingGroup" xmlns:wpi="http://schemas.microsoft.com/office/word/2010/wordprocessingInk" xmlns:wne="http://schemas.microsoft.com/office/word/2006/wordml" xmlns:wps="http://schemas.microsoft.com/office/word/2010/wordprocessingShape" mc:Ignorable="w14 w15 w16se w16cid w16 w16cex w16sdtdh w16sdtfl w16du wp14">
+<w:numbering xmlns:wpc="http://schemas.microsoft.com/office/word/2010/wordprocessingCanvas" xmlns:cx="http://schemas.microsoft.com/office/drawing/2014/chartex" xmlns:cx1="http://schemas.microsoft.com/office/drawing/2015/9/8/chartex" xmlns:cx2="http://schemas.microsoft.com/office/drawing/2015/10/21/chartex" xmlns:cx3="http://schemas.microsoft.com/office/drawing/2016/5/9/chartex" xmlns:cx4="http://schemas.microsoft.com/office/drawing/2016/5/10/chartex" xmlns:cx5="http://schemas.microsoft.com/office/drawing/2016/5/11/chartex" xmlns:cx6="http://schemas.microsoft.com/office/drawing/2016/5/12/chartex" xmlns:cx7="http://schemas.microsoft.com/office/drawing/2016/5/13/chartex" xmlns:cx8="http://schemas.microsoft.com/office/drawing/2016/5/14/chartex" xmlns:mc="http://schemas.openxmlformats.org/markup-compatibility/2006" xmlns:aink="http://schemas.microsoft.com/office/drawing/2016/ink" xmlns:am3d="http://schemas.microsoft.com/office/drawing/2017/model3d" xmlns:o="urn:schemas-microsoft-com:office:office" xmlns:oel="http://schemas.microsoft.com/office/2019/extlst" xmlns:r="http://schemas.openxmlformats.org/officeDocument/2006/relationships" xmlns:m="http://schemas.openxmlformats.org/officeDocument/2006/math" xmlns:v="urn:schemas-microsoft-com:vml" xmlns:wp14="http://schemas.microsoft.com/office/word/2010/wordprocessingDrawing" xmlns:wp="http://schemas.openxmlformats.org/drawingml/2006/wordprocessingDrawing" xmlns:w10="urn:schemas-microsoft-com:office:word" xmlns:w="http://schemas.openxmlformats.org/wordprocessingml/2006/main" xmlns:w14="http://schemas.microsoft.com/office/word/2010/wordml" xmlns:w15="http://schemas.microsoft.com/office/word/2012/wordml" xmlns:w16cei="http://schemas.microsoft.com/office/word/2026/wordml/cei" xmlns:w16cex="http://schemas.microsoft.com/office/word/2018/wordml/cex" xmlns:w16cid="http://schemas.microsoft.com/office/word/2016/wordml/cid" xmlns:w16="http://schemas.microsoft.com/office/word/2018/wordml" xmlns:w16du="http://schemas.microsoft.com/office/word/2023/wordml/word16du" xmlns:w16sdtdh="http://schemas.microsoft.com/office/word/2020/wordml/sdtdatahash" xmlns:w16sdtfl="http://schemas.microsoft.com/office/word/2024/wordml/sdtformatlock" xmlns:w16se="http://schemas.microsoft.com/office/word/2015/wordml/symex" xmlns:wpg="http://schemas.microsoft.com/office/word/2010/wordprocessingGroup" xmlns:wpi="http://schemas.microsoft.com/office/word/2010/wordprocessingInk" xmlns:wne="http://schemas.microsoft.com/office/word/2006/wordml" xmlns:wps="http://schemas.microsoft.com/office/word/2010/wordprocessingShape" mc:Ignorable="w14 w15 w16se w16cid w16 w16cex w16sdtdh w16sdtfl w16du wp14">
   <w:abstractNum w:abstractNumId="0" w15:restartNumberingAfterBreak="0">
     <w:nsid w:val="0A3538B3"/>
     <w:multiLevelType w:val="hybridMultilevel"/>
@@ -5999,7 +5845,6 @@
   <w:style w:type="character" w:default="1" w:styleId="DefaultParagraphFont">
     <w:name w:val="Default Paragraph Font"/>
     <w:uiPriority w:val="1"/>
-    <w:semiHidden/>
     <w:unhideWhenUsed/>
   </w:style>
   <w:style w:type="table" w:default="1" w:styleId="TableNormal">
@@ -6359,7 +6204,7 @@
 </file>
 
 <file path=word/glossary/document.xml><?xml version="1.0" encoding="utf-8"?>
-<w:glossaryDocument xmlns:wpc="http://schemas.microsoft.com/office/word/2010/wordprocessingCanvas" xmlns:cx="http://schemas.microsoft.com/office/drawing/2014/chartex" xmlns:cx1="http://schemas.microsoft.com/office/drawing/2015/9/8/chartex" xmlns:cx2="http://schemas.microsoft.com/office/drawing/2015/10/21/chartex" xmlns:cx3="http://schemas.microsoft.com/office/drawing/2016/5/9/chartex" xmlns:cx4="http://schemas.microsoft.com/office/drawing/2016/5/10/chartex" xmlns:cx5="http://schemas.microsoft.com/office/drawing/2016/5/11/chartex" xmlns:cx6="http://schemas.microsoft.com/office/drawing/2016/5/12/chartex" xmlns:cx7="http://schemas.microsoft.com/office/drawing/2016/5/13/chartex" xmlns:cx8="http://schemas.microsoft.com/office/drawing/2016/5/14/chartex" xmlns:mc="http://schemas.openxmlformats.org/markup-compatibility/2006" xmlns:aink="http://schemas.microsoft.com/office/drawing/2016/ink" xmlns:am3d="http://schemas.microsoft.com/office/drawing/2017/model3d" xmlns:o="urn:schemas-microsoft-com:office:office" xmlns:oel="http://schemas.microsoft.com/office/2019/extlst" xmlns:r="http://schemas.openxmlformats.org/officeDocument/2006/relationships" xmlns:m="http://schemas.openxmlformats.org/officeDocument/2006/math" xmlns:v="urn:schemas-microsoft-com:vml" xmlns:wp14="http://schemas.microsoft.com/office/word/2010/wordprocessingDrawing" xmlns:wp="http://schemas.openxmlformats.org/drawingml/2006/wordprocessingDrawing" xmlns:w10="urn:schemas-microsoft-com:office:word" xmlns:w="http://schemas.openxmlformats.org/wordprocessingml/2006/main" xmlns:w14="http://schemas.microsoft.com/office/word/2010/wordml" xmlns:w15="http://schemas.microsoft.com/office/word/2012/wordml" xmlns:w16cex="http://schemas.microsoft.com/office/word/2018/wordml/cex" xmlns:w16cid="http://schemas.microsoft.com/office/word/2016/wordml/cid" xmlns:w16="http://schemas.microsoft.com/office/word/2018/wordml" xmlns:w16du="http://schemas.microsoft.com/office/word/2023/wordml/word16du" xmlns:w16sdtdh="http://schemas.microsoft.com/office/word/2020/wordml/sdtdatahash" xmlns:w16sdtfl="http://schemas.microsoft.com/office/word/2024/wordml/sdtformatlock" xmlns:w16se="http://schemas.microsoft.com/office/word/2015/wordml/symex" xmlns:wpg="http://schemas.microsoft.com/office/word/2010/wordprocessingGroup" xmlns:wpi="http://schemas.microsoft.com/office/word/2010/wordprocessingInk" xmlns:wne="http://schemas.microsoft.com/office/word/2006/wordml" xmlns:wps="http://schemas.microsoft.com/office/word/2010/wordprocessingShape" mc:Ignorable="w14 w15 w16se w16cid w16 w16cex w16sdtdh w16sdtfl w16du wp14">
+<w:glossaryDocument xmlns:wpc="http://schemas.microsoft.com/office/word/2010/wordprocessingCanvas" xmlns:cx="http://schemas.microsoft.com/office/drawing/2014/chartex" xmlns:cx1="http://schemas.microsoft.com/office/drawing/2015/9/8/chartex" xmlns:cx2="http://schemas.microsoft.com/office/drawing/2015/10/21/chartex" xmlns:cx3="http://schemas.microsoft.com/office/drawing/2016/5/9/chartex" xmlns:cx4="http://schemas.microsoft.com/office/drawing/2016/5/10/chartex" xmlns:cx5="http://schemas.microsoft.com/office/drawing/2016/5/11/chartex" xmlns:cx6="http://schemas.microsoft.com/office/drawing/2016/5/12/chartex" xmlns:cx7="http://schemas.microsoft.com/office/drawing/2016/5/13/chartex" xmlns:cx8="http://schemas.microsoft.com/office/drawing/2016/5/14/chartex" xmlns:mc="http://schemas.openxmlformats.org/markup-compatibility/2006" xmlns:aink="http://schemas.microsoft.com/office/drawing/2016/ink" xmlns:am3d="http://schemas.microsoft.com/office/drawing/2017/model3d" xmlns:o="urn:schemas-microsoft-com:office:office" xmlns:oel="http://schemas.microsoft.com/office/2019/extlst" xmlns:r="http://schemas.openxmlformats.org/officeDocument/2006/relationships" xmlns:m="http://schemas.openxmlformats.org/officeDocument/2006/math" xmlns:v="urn:schemas-microsoft-com:vml" xmlns:wp14="http://schemas.microsoft.com/office/word/2010/wordprocessingDrawing" xmlns:wp="http://schemas.openxmlformats.org/drawingml/2006/wordprocessingDrawing" xmlns:w10="urn:schemas-microsoft-com:office:word" xmlns:w="http://schemas.openxmlformats.org/wordprocessingml/2006/main" xmlns:w14="http://schemas.microsoft.com/office/word/2010/wordml" xmlns:w15="http://schemas.microsoft.com/office/word/2012/wordml" xmlns:w16cei="http://schemas.microsoft.com/office/word/2026/wordml/cei" xmlns:w16cex="http://schemas.microsoft.com/office/word/2018/wordml/cex" xmlns:w16cid="http://schemas.microsoft.com/office/word/2016/wordml/cid" xmlns:w16="http://schemas.microsoft.com/office/word/2018/wordml" xmlns:w16du="http://schemas.microsoft.com/office/word/2023/wordml/word16du" xmlns:w16sdtdh="http://schemas.microsoft.com/office/word/2020/wordml/sdtdatahash" xmlns:w16sdtfl="http://schemas.microsoft.com/office/word/2024/wordml/sdtformatlock" xmlns:w16se="http://schemas.microsoft.com/office/word/2015/wordml/symex" xmlns:wpg="http://schemas.microsoft.com/office/word/2010/wordprocessingGroup" xmlns:wpi="http://schemas.microsoft.com/office/word/2010/wordprocessingInk" xmlns:wne="http://schemas.microsoft.com/office/word/2006/wordml" xmlns:wps="http://schemas.microsoft.com/office/word/2010/wordprocessingShape" mc:Ignorable="w14 w15 w16se w16cid w16 w16cex w16sdtdh w16sdtfl w16du wp14">
   <w:docParts>
     <w:docPart>
       <w:docPartPr>
@@ -6488,12 +6333,14 @@
   <w:rsids>
     <w:rsidRoot w:val="006C70D5"/>
     <w:rsid w:val="00074DB1"/>
+    <w:rsid w:val="001E33E9"/>
     <w:rsid w:val="002738DC"/>
     <w:rsid w:val="00372AC5"/>
     <w:rsid w:val="0061557E"/>
     <w:rsid w:val="006B0B3B"/>
     <w:rsid w:val="006C70D5"/>
     <w:rsid w:val="00807572"/>
+    <w:rsid w:val="00974B78"/>
     <w:rsid w:val="00D87D75"/>
     <w:rsid w:val="00F06A1A"/>
     <w:rsid w:val="00F17835"/>
